--- a/06_Relatorio_Auditoria_Conformidade_Safe_Student.docx
+++ b/06_Relatorio_Auditoria_Conformidade_Safe_Student.docx
@@ -2,6 +2,9 @@
 <file path=word/document.xml><?xml version="1.0" encoding="utf-8"?>
 <w:document xmlns:wpc="http://schemas.microsoft.com/office/word/2010/wordprocessingCanvas" xmlns:mo="http://schemas.microsoft.com/office/mac/office/2008/main" xmlns:mc="http://schemas.openxmlformats.org/markup-compatibility/2006" xmlns:mv="urn:schemas-microsoft-com:mac:vml" xmlns:o="urn:schemas-microsoft-com:office:office" xmlns:r="http://schemas.openxmlformats.org/officeDocument/2006/relationships" xmlns:m="http://schemas.openxmlformats.org/officeDocument/2006/math" xmlns:v="urn:schemas-microsoft-com:vml" xmlns:wp14="http://schemas.microsoft.com/office/word/2010/wordprocessingDrawing" xmlns:wp="http://schemas.openxmlformats.org/drawingml/2006/wordprocessingDrawing" xmlns:w10="urn:schemas-microsoft-com:office:word" xmlns:w="http://schemas.openxmlformats.org/wordprocessingml/2006/main" xmlns:w14="http://schemas.microsoft.com/office/word/2010/wordml" xmlns:wpg="http://schemas.microsoft.com/office/word/2010/wordprocessingGroup" xmlns:wpi="http://schemas.microsoft.com/office/word/2010/wordprocessingInk" xmlns:wne="http://schemas.microsoft.com/office/word/2006/wordml" xmlns:wps="http://schemas.microsoft.com/office/word/2010/wordprocessingShape" mc:Ignorable="w14 wp14">
   <w:body>
+    <w:p/>
+    <w:p/>
+    <w:p/>
     <w:p>
       <w:pPr>
         <w:jc w:val="center"/>
@@ -9,36 +12,7 @@
       <w:r>
         <w:rPr>
           <w:b/>
-          <w:sz w:val="24"/>
-        </w:rPr>
-        <w:t>CURSO DE ENGENHARIA DE SOFTWARE</w:t>
-      </w:r>
-    </w:p>
-    <w:p>
-      <w:pPr>
-        <w:jc w:val="center"/>
-      </w:pPr>
-      <w:r>
-        <w:rPr>
-          <w:b/>
-          <w:sz w:val="24"/>
-        </w:rPr>
-        <w:t>PRÁTICAS EXTENSIONISTAS INTEGRADORAS VI</w:t>
-      </w:r>
-    </w:p>
-    <w:p>
-      <w:pPr>
-        <w:jc w:val="center"/>
-      </w:pPr>
-    </w:p>
-    <w:p>
-      <w:pPr>
-        <w:jc w:val="center"/>
-      </w:pPr>
-      <w:r>
-        <w:rPr>
-          <w:b/>
-          <w:sz w:val="40"/>
+          <w:sz w:val="36"/>
         </w:rPr>
         <w:t>SAFE STUDENT</w:t>
       </w:r>
@@ -50,9 +24,9 @@
       <w:r>
         <w:rPr>
           <w:b/>
-          <w:sz w:val="32"/>
+          <w:sz w:val="30"/>
         </w:rPr>
-        <w:t>RELATÓRIO DE AUDITORIA DE CONFORMIDADE</w:t>
+        <w:t>RELATÓRIO DE AUDITORIA TÉCNICA E DE CONFORMIDADE — V2.0</w:t>
       </w:r>
     </w:p>
     <w:p>
@@ -60,12 +34,752 @@
         <w:jc w:val="center"/>
       </w:pPr>
       <w:r>
-        <w:t>Verificação contra templates 2023-1, 2024-2, ABNT, GSTI e critérios técnicos.</w:t>
+        <w:t>Revisão sênior de requisitos, UML/DER, código, privacidade, testes e evidências</w:t>
       </w:r>
     </w:p>
     <w:p>
       <w:r>
-        <w:br/>
+        <w:br w:type="page"/>
+      </w:r>
+    </w:p>
+    <w:p>
+      <w:pPr>
+        <w:pStyle w:val="Heading1"/>
+      </w:pPr>
+      <w:r>
+        <w:t>1 OBJETIVO</w:t>
+      </w:r>
+    </w:p>
+    <w:p>
+      <w:pPr>
+        <w:spacing w:line="360" w:lineRule="auto"/>
+        <w:ind w:firstLine="709"/>
+        <w:jc w:val="both"/>
+      </w:pPr>
+      <w:r>
+        <w:t>A auditoria V2.0 confronta cada afirmação técnica com o comportamento observável do MVP. A revisão evita tratar metas futuras como funcionalidades implementadas e evita tratar resultados históricos de pesquisa como evidência auditada quando os registros primários não estão disponíveis.</w:t>
+      </w:r>
+    </w:p>
+    <w:p>
+      <w:pPr>
+        <w:pStyle w:val="Heading1"/>
+      </w:pPr>
+      <w:r>
+        <w:t>2 ACHADOS E CORREÇÕES</w:t>
+      </w:r>
+    </w:p>
+    <w:tbl>
+      <w:tblPr>
+        <w:tblStyle w:val="TableGrid"/>
+        <w:tblW w:type="auto" w:w="0"/>
+        <w:jc w:val="center"/>
+        <w:tblLook w:firstColumn="1" w:firstRow="1" w:lastColumn="0" w:lastRow="0" w:noHBand="0" w:noVBand="1" w:val="04A0"/>
+      </w:tblPr>
+      <w:tblGrid>
+        <w:gridCol w:w="3135"/>
+        <w:gridCol w:w="3135"/>
+        <w:gridCol w:w="3135"/>
+      </w:tblGrid>
+      <w:tr>
+        <w:tc>
+          <w:tcPr>
+            <w:tcW w:type="dxa" w:w="3135"/>
+            <w:shd w:fill="D9E2F3"/>
+          </w:tcPr>
+          <w:p>
+            <w:pPr>
+              <w:spacing w:after="0"/>
+            </w:pPr>
+            <w:r>
+              <w:rPr>
+                <w:rFonts w:ascii="Times New Roman" w:hAnsi="Times New Roman"/>
+                <w:b/>
+                <w:sz w:val="17"/>
+              </w:rPr>
+              <w:t>Severidade</w:t>
+            </w:r>
+          </w:p>
+        </w:tc>
+        <w:tc>
+          <w:tcPr>
+            <w:tcW w:type="dxa" w:w="3135"/>
+            <w:shd w:fill="D9E2F3"/>
+          </w:tcPr>
+          <w:p>
+            <w:pPr>
+              <w:spacing w:after="0"/>
+            </w:pPr>
+            <w:r>
+              <w:rPr>
+                <w:rFonts w:ascii="Times New Roman" w:hAnsi="Times New Roman"/>
+                <w:b/>
+                <w:sz w:val="17"/>
+              </w:rPr>
+              <w:t>Achado</w:t>
+            </w:r>
+          </w:p>
+        </w:tc>
+        <w:tc>
+          <w:tcPr>
+            <w:tcW w:type="dxa" w:w="3135"/>
+            <w:shd w:fill="D9E2F3"/>
+          </w:tcPr>
+          <w:p>
+            <w:pPr>
+              <w:spacing w:after="0"/>
+            </w:pPr>
+            <w:r>
+              <w:rPr>
+                <w:rFonts w:ascii="Times New Roman" w:hAnsi="Times New Roman"/>
+                <w:b/>
+                <w:sz w:val="17"/>
+              </w:rPr>
+              <w:t>Correção V2</w:t>
+            </w:r>
+          </w:p>
+        </w:tc>
+      </w:tr>
+      <w:tr>
+        <w:tc>
+          <w:tcPr>
+            <w:tcW w:type="dxa" w:w="3135"/>
+          </w:tcPr>
+          <w:p>
+            <w:pPr>
+              <w:spacing w:after="0"/>
+            </w:pPr>
+            <w:r>
+              <w:rPr>
+                <w:rFonts w:ascii="Times New Roman" w:hAnsi="Times New Roman"/>
+                <w:b w:val="0"/>
+                <w:sz w:val="17"/>
+              </w:rPr>
+              <w:t>Crítico</w:t>
+            </w:r>
+          </w:p>
+        </w:tc>
+        <w:tc>
+          <w:tcPr>
+            <w:tcW w:type="dxa" w:w="3135"/>
+          </w:tcPr>
+          <w:p>
+            <w:pPr>
+              <w:spacing w:after="0"/>
+            </w:pPr>
+            <w:r>
+              <w:rPr>
+                <w:rFonts w:ascii="Times New Roman" w:hAnsi="Times New Roman"/>
+                <w:b w:val="0"/>
+                <w:sz w:val="17"/>
+              </w:rPr>
+              <w:t>Casos de uso com cruzamentos e linhas que pareciam setas de fluxo.</w:t>
+            </w:r>
+          </w:p>
+        </w:tc>
+        <w:tc>
+          <w:tcPr>
+            <w:tcW w:type="dxa" w:w="3135"/>
+          </w:tcPr>
+          <w:p>
+            <w:pPr>
+              <w:spacing w:after="0"/>
+            </w:pPr>
+            <w:r>
+              <w:rPr>
+                <w:rFonts w:ascii="Times New Roman" w:hAnsi="Times New Roman"/>
+                <w:b w:val="0"/>
+                <w:sz w:val="17"/>
+              </w:rPr>
+              <w:t>Diagramas separados por ator; associação sólida simples, sem seta.</w:t>
+            </w:r>
+          </w:p>
+        </w:tc>
+      </w:tr>
+      <w:tr>
+        <w:tc>
+          <w:tcPr>
+            <w:tcW w:type="dxa" w:w="3135"/>
+          </w:tcPr>
+          <w:p>
+            <w:pPr>
+              <w:spacing w:after="0"/>
+            </w:pPr>
+            <w:r>
+              <w:rPr>
+                <w:rFonts w:ascii="Times New Roman" w:hAnsi="Times New Roman"/>
+                <w:b w:val="0"/>
+                <w:sz w:val="17"/>
+              </w:rPr>
+              <w:t>Crítico</w:t>
+            </w:r>
+          </w:p>
+        </w:tc>
+        <w:tc>
+          <w:tcPr>
+            <w:tcW w:type="dxa" w:w="3135"/>
+          </w:tcPr>
+          <w:p>
+            <w:pPr>
+              <w:spacing w:after="0"/>
+            </w:pPr>
+            <w:r>
+              <w:rPr>
+                <w:rFonts w:ascii="Times New Roman" w:hAnsi="Times New Roman"/>
+                <w:b w:val="0"/>
+                <w:sz w:val="17"/>
+              </w:rPr>
+              <w:t>Classes misturavam conceito, perfil e estrutura relacional.</w:t>
+            </w:r>
+          </w:p>
+        </w:tc>
+        <w:tc>
+          <w:tcPr>
+            <w:tcW w:type="dxa" w:w="3135"/>
+          </w:tcPr>
+          <w:p>
+            <w:pPr>
+              <w:spacing w:after="0"/>
+            </w:pPr>
+            <w:r>
+              <w:rPr>
+                <w:rFonts w:ascii="Times New Roman" w:hAnsi="Times New Roman"/>
+                <w:b w:val="0"/>
+                <w:sz w:val="17"/>
+              </w:rPr>
+              <w:t>Modelo conceitual separado do DER; Usuario único com PerfilUsuario e multiplicidades.</w:t>
+            </w:r>
+          </w:p>
+        </w:tc>
+      </w:tr>
+      <w:tr>
+        <w:tc>
+          <w:tcPr>
+            <w:tcW w:type="dxa" w:w="3135"/>
+          </w:tcPr>
+          <w:p>
+            <w:pPr>
+              <w:spacing w:after="0"/>
+            </w:pPr>
+            <w:r>
+              <w:rPr>
+                <w:rFonts w:ascii="Times New Roman" w:hAnsi="Times New Roman"/>
+                <w:b w:val="0"/>
+                <w:sz w:val="17"/>
+              </w:rPr>
+              <w:t>Crítico</w:t>
+            </w:r>
+          </w:p>
+        </w:tc>
+        <w:tc>
+          <w:tcPr>
+            <w:tcW w:type="dxa" w:w="3135"/>
+          </w:tcPr>
+          <w:p>
+            <w:pPr>
+              <w:spacing w:after="0"/>
+            </w:pPr>
+            <w:r>
+              <w:rPr>
+                <w:rFonts w:ascii="Times New Roman" w:hAnsi="Times New Roman"/>
+                <w:b w:val="0"/>
+                <w:sz w:val="17"/>
+              </w:rPr>
+              <w:t>DER parecia fluxograma.</w:t>
+            </w:r>
+          </w:p>
+        </w:tc>
+        <w:tc>
+          <w:tcPr>
+            <w:tcW w:type="dxa" w:w="3135"/>
+          </w:tcPr>
+          <w:p>
+            <w:pPr>
+              <w:spacing w:after="0"/>
+            </w:pPr>
+            <w:r>
+              <w:rPr>
+                <w:rFonts w:ascii="Times New Roman" w:hAnsi="Times New Roman"/>
+                <w:b w:val="0"/>
+                <w:sz w:val="17"/>
+              </w:rPr>
+              <w:t>DER lógico com PK/FK/UQ e cardinalidades, sem setas de processo.</w:t>
+            </w:r>
+          </w:p>
+        </w:tc>
+      </w:tr>
+      <w:tr>
+        <w:tc>
+          <w:tcPr>
+            <w:tcW w:type="dxa" w:w="3135"/>
+          </w:tcPr>
+          <w:p>
+            <w:pPr>
+              <w:spacing w:after="0"/>
+            </w:pPr>
+            <w:r>
+              <w:rPr>
+                <w:rFonts w:ascii="Times New Roman" w:hAnsi="Times New Roman"/>
+                <w:b w:val="0"/>
+                <w:sz w:val="17"/>
+              </w:rPr>
+              <w:t>Alto</w:t>
+            </w:r>
+          </w:p>
+        </w:tc>
+        <w:tc>
+          <w:tcPr>
+            <w:tcW w:type="dxa" w:w="3135"/>
+          </w:tcPr>
+          <w:p>
+            <w:pPr>
+              <w:spacing w:after="0"/>
+            </w:pPr>
+            <w:r>
+              <w:rPr>
+                <w:rFonts w:ascii="Times New Roman" w:hAnsi="Times New Roman"/>
+                <w:b w:val="0"/>
+                <w:sz w:val="17"/>
+              </w:rPr>
+              <w:t>Referência OWASP MASVS em aplicação web.</w:t>
+            </w:r>
+          </w:p>
+        </w:tc>
+        <w:tc>
+          <w:tcPr>
+            <w:tcW w:type="dxa" w:w="3135"/>
+          </w:tcPr>
+          <w:p>
+            <w:pPr>
+              <w:spacing w:after="0"/>
+            </w:pPr>
+            <w:r>
+              <w:rPr>
+                <w:rFonts w:ascii="Times New Roman" w:hAnsi="Times New Roman"/>
+                <w:b w:val="0"/>
+                <w:sz w:val="17"/>
+              </w:rPr>
+              <w:t>OWASP ASVS 5.0.0 usado como referência de segurança web.</w:t>
+            </w:r>
+          </w:p>
+        </w:tc>
+      </w:tr>
+      <w:tr>
+        <w:tc>
+          <w:tcPr>
+            <w:tcW w:type="dxa" w:w="3135"/>
+          </w:tcPr>
+          <w:p>
+            <w:pPr>
+              <w:spacing w:after="0"/>
+            </w:pPr>
+            <w:r>
+              <w:rPr>
+                <w:rFonts w:ascii="Times New Roman" w:hAnsi="Times New Roman"/>
+                <w:b w:val="0"/>
+                <w:sz w:val="17"/>
+              </w:rPr>
+              <w:t>Alto</w:t>
+            </w:r>
+          </w:p>
+        </w:tc>
+        <w:tc>
+          <w:tcPr>
+            <w:tcW w:type="dxa" w:w="3135"/>
+          </w:tcPr>
+          <w:p>
+            <w:pPr>
+              <w:spacing w:after="0"/>
+            </w:pPr>
+            <w:r>
+              <w:rPr>
+                <w:rFonts w:ascii="Times New Roman" w:hAnsi="Times New Roman"/>
+                <w:b w:val="0"/>
+                <w:sz w:val="17"/>
+              </w:rPr>
+              <w:t>Gestão podia visualizar mensagens/notificações privadas de terceiros.</w:t>
+            </w:r>
+          </w:p>
+        </w:tc>
+        <w:tc>
+          <w:tcPr>
+            <w:tcW w:type="dxa" w:w="3135"/>
+          </w:tcPr>
+          <w:p>
+            <w:pPr>
+              <w:spacing w:after="0"/>
+            </w:pPr>
+            <w:r>
+              <w:rPr>
+                <w:rFonts w:ascii="Times New Roman" w:hAnsi="Times New Roman"/>
+                <w:b w:val="0"/>
+                <w:sz w:val="17"/>
+              </w:rPr>
+              <w:t>Escopo restrito aos participantes/destinatários; testes de regressão.</w:t>
+            </w:r>
+          </w:p>
+        </w:tc>
+      </w:tr>
+      <w:tr>
+        <w:tc>
+          <w:tcPr>
+            <w:tcW w:type="dxa" w:w="3135"/>
+          </w:tcPr>
+          <w:p>
+            <w:pPr>
+              <w:spacing w:after="0"/>
+            </w:pPr>
+            <w:r>
+              <w:rPr>
+                <w:rFonts w:ascii="Times New Roman" w:hAnsi="Times New Roman"/>
+                <w:b w:val="0"/>
+                <w:sz w:val="17"/>
+              </w:rPr>
+              <w:t>Alto</w:t>
+            </w:r>
+          </w:p>
+        </w:tc>
+        <w:tc>
+          <w:tcPr>
+            <w:tcW w:type="dxa" w:w="3135"/>
+          </w:tcPr>
+          <w:p>
+            <w:pPr>
+              <w:spacing w:after="0"/>
+            </w:pPr>
+            <w:r>
+              <w:rPr>
+                <w:rFonts w:ascii="Times New Roman" w:hAnsi="Times New Roman"/>
+                <w:b w:val="0"/>
+                <w:sz w:val="17"/>
+              </w:rPr>
+              <w:t>Diretório devolvia dados pessoais além do necessário.</w:t>
+            </w:r>
+          </w:p>
+        </w:tc>
+        <w:tc>
+          <w:tcPr>
+            <w:tcW w:type="dxa" w:w="3135"/>
+          </w:tcPr>
+          <w:p>
+            <w:pPr>
+              <w:spacing w:after="0"/>
+            </w:pPr>
+            <w:r>
+              <w:rPr>
+                <w:rFonts w:ascii="Times New Roman" w:hAnsi="Times New Roman"/>
+                <w:b w:val="0"/>
+                <w:sz w:val="17"/>
+              </w:rPr>
+              <w:t>Projeção mínima: id, nome, perfil e status.</w:t>
+            </w:r>
+          </w:p>
+        </w:tc>
+      </w:tr>
+      <w:tr>
+        <w:tc>
+          <w:tcPr>
+            <w:tcW w:type="dxa" w:w="3135"/>
+          </w:tcPr>
+          <w:p>
+            <w:pPr>
+              <w:spacing w:after="0"/>
+            </w:pPr>
+            <w:r>
+              <w:rPr>
+                <w:rFonts w:ascii="Times New Roman" w:hAnsi="Times New Roman"/>
+                <w:b w:val="0"/>
+                <w:sz w:val="17"/>
+              </w:rPr>
+              <w:t>Alto</w:t>
+            </w:r>
+          </w:p>
+        </w:tc>
+        <w:tc>
+          <w:tcPr>
+            <w:tcW w:type="dxa" w:w="3135"/>
+          </w:tcPr>
+          <w:p>
+            <w:pPr>
+              <w:spacing w:after="0"/>
+            </w:pPr>
+            <w:r>
+              <w:rPr>
+                <w:rFonts w:ascii="Times New Roman" w:hAnsi="Times New Roman"/>
+                <w:b w:val="0"/>
+                <w:sz w:val="17"/>
+              </w:rPr>
+              <w:t>CSV de validação incluía DEMO_SEED.</w:t>
+            </w:r>
+          </w:p>
+        </w:tc>
+        <w:tc>
+          <w:tcPr>
+            <w:tcW w:type="dxa" w:w="3135"/>
+          </w:tcPr>
+          <w:p>
+            <w:pPr>
+              <w:spacing w:after="0"/>
+            </w:pPr>
+            <w:r>
+              <w:rPr>
+                <w:rFonts w:ascii="Times New Roman" w:hAnsi="Times New Roman"/>
+                <w:b w:val="0"/>
+                <w:sz w:val="17"/>
+              </w:rPr>
+              <w:t>Exportação somente de APRESENTACAO.</w:t>
+            </w:r>
+          </w:p>
+        </w:tc>
+      </w:tr>
+      <w:tr>
+        <w:tc>
+          <w:tcPr>
+            <w:tcW w:type="dxa" w:w="3135"/>
+          </w:tcPr>
+          <w:p>
+            <w:pPr>
+              <w:spacing w:after="0"/>
+            </w:pPr>
+            <w:r>
+              <w:rPr>
+                <w:rFonts w:ascii="Times New Roman" w:hAnsi="Times New Roman"/>
+                <w:b w:val="0"/>
+                <w:sz w:val="17"/>
+              </w:rPr>
+              <w:t>Médio</w:t>
+            </w:r>
+          </w:p>
+        </w:tc>
+        <w:tc>
+          <w:tcPr>
+            <w:tcW w:type="dxa" w:w="3135"/>
+          </w:tcPr>
+          <w:p>
+            <w:pPr>
+              <w:spacing w:after="0"/>
+            </w:pPr>
+            <w:r>
+              <w:rPr>
+                <w:rFonts w:ascii="Times New Roman" w:hAnsi="Times New Roman"/>
+                <w:b w:val="0"/>
+                <w:sz w:val="17"/>
+              </w:rPr>
+              <w:t>Taxa de presença usava corte UTC diferente do dia escolar.</w:t>
+            </w:r>
+          </w:p>
+        </w:tc>
+        <w:tc>
+          <w:tcPr>
+            <w:tcW w:type="dxa" w:w="3135"/>
+          </w:tcPr>
+          <w:p>
+            <w:pPr>
+              <w:spacing w:after="0"/>
+            </w:pPr>
+            <w:r>
+              <w:rPr>
+                <w:rFonts w:ascii="Times New Roman" w:hAnsi="Times New Roman"/>
+                <w:b w:val="0"/>
+                <w:sz w:val="17"/>
+              </w:rPr>
+              <w:t>Cálculo unificado pela função dateKey do fuso escolar.</w:t>
+            </w:r>
+          </w:p>
+        </w:tc>
+      </w:tr>
+      <w:tr>
+        <w:tc>
+          <w:tcPr>
+            <w:tcW w:type="dxa" w:w="3135"/>
+          </w:tcPr>
+          <w:p>
+            <w:pPr>
+              <w:spacing w:after="0"/>
+            </w:pPr>
+            <w:r>
+              <w:rPr>
+                <w:rFonts w:ascii="Times New Roman" w:hAnsi="Times New Roman"/>
+                <w:b w:val="0"/>
+                <w:sz w:val="17"/>
+              </w:rPr>
+              <w:t>Médio</w:t>
+            </w:r>
+          </w:p>
+        </w:tc>
+        <w:tc>
+          <w:tcPr>
+            <w:tcW w:type="dxa" w:w="3135"/>
+          </w:tcPr>
+          <w:p>
+            <w:pPr>
+              <w:spacing w:after="0"/>
+            </w:pPr>
+            <w:r>
+              <w:rPr>
+                <w:rFonts w:ascii="Times New Roman" w:hAnsi="Times New Roman"/>
+                <w:b w:val="0"/>
+                <w:sz w:val="17"/>
+              </w:rPr>
+              <w:t>Token de novo aluno não verificava colisão explicitamente.</w:t>
+            </w:r>
+          </w:p>
+        </w:tc>
+        <w:tc>
+          <w:tcPr>
+            <w:tcW w:type="dxa" w:w="3135"/>
+          </w:tcPr>
+          <w:p>
+            <w:pPr>
+              <w:spacing w:after="0"/>
+            </w:pPr>
+            <w:r>
+              <w:rPr>
+                <w:rFonts w:ascii="Times New Roman" w:hAnsi="Times New Roman"/>
+                <w:b w:val="0"/>
+                <w:sz w:val="17"/>
+              </w:rPr>
+              <w:t>Geração com verificação de unicidade.</w:t>
+            </w:r>
+          </w:p>
+        </w:tc>
+      </w:tr>
+      <w:tr>
+        <w:tc>
+          <w:tcPr>
+            <w:tcW w:type="dxa" w:w="3135"/>
+          </w:tcPr>
+          <w:p>
+            <w:pPr>
+              <w:spacing w:after="0"/>
+            </w:pPr>
+            <w:r>
+              <w:rPr>
+                <w:rFonts w:ascii="Times New Roman" w:hAnsi="Times New Roman"/>
+                <w:b w:val="0"/>
+                <w:sz w:val="17"/>
+              </w:rPr>
+              <w:t>Médio</w:t>
+            </w:r>
+          </w:p>
+        </w:tc>
+        <w:tc>
+          <w:tcPr>
+            <w:tcW w:type="dxa" w:w="3135"/>
+          </w:tcPr>
+          <w:p>
+            <w:pPr>
+              <w:spacing w:after="0"/>
+            </w:pPr>
+            <w:r>
+              <w:rPr>
+                <w:rFonts w:ascii="Times New Roman" w:hAnsi="Times New Roman"/>
+                <w:b w:val="0"/>
+                <w:sz w:val="17"/>
+              </w:rPr>
+              <w:t>Base mutável db.json era versionada.</w:t>
+            </w:r>
+          </w:p>
+        </w:tc>
+        <w:tc>
+          <w:tcPr>
+            <w:tcW w:type="dxa" w:w="3135"/>
+          </w:tcPr>
+          <w:p>
+            <w:pPr>
+              <w:spacing w:after="0"/>
+            </w:pPr>
+            <w:r>
+              <w:rPr>
+                <w:rFonts w:ascii="Times New Roman" w:hAnsi="Times New Roman"/>
+                <w:b w:val="0"/>
+                <w:sz w:val="17"/>
+              </w:rPr>
+              <w:t>db.runtime.json é criado da seed e ignorado pelo Git.</w:t>
+            </w:r>
+          </w:p>
+        </w:tc>
+      </w:tr>
+      <w:tr>
+        <w:tc>
+          <w:tcPr>
+            <w:tcW w:type="dxa" w:w="3135"/>
+          </w:tcPr>
+          <w:p>
+            <w:pPr>
+              <w:spacing w:after="0"/>
+            </w:pPr>
+            <w:r>
+              <w:rPr>
+                <w:rFonts w:ascii="Times New Roman" w:hAnsi="Times New Roman"/>
+                <w:b w:val="0"/>
+                <w:sz w:val="17"/>
+              </w:rPr>
+              <w:t>Acadêmico</w:t>
+            </w:r>
+          </w:p>
+        </w:tc>
+        <w:tc>
+          <w:tcPr>
+            <w:tcW w:type="dxa" w:w="3135"/>
+          </w:tcPr>
+          <w:p>
+            <w:pPr>
+              <w:spacing w:after="0"/>
+            </w:pPr>
+            <w:r>
+              <w:rPr>
+                <w:rFonts w:ascii="Times New Roman" w:hAnsi="Times New Roman"/>
+                <w:b w:val="0"/>
+                <w:sz w:val="17"/>
+              </w:rPr>
+              <w:t>Números históricos de pesquisa apareciam como resultado sem evidência primária localizada.</w:t>
+            </w:r>
+          </w:p>
+        </w:tc>
+        <w:tc>
+          <w:tcPr>
+            <w:tcW w:type="dxa" w:w="3135"/>
+          </w:tcPr>
+          <w:p>
+            <w:pPr>
+              <w:spacing w:after="0"/>
+            </w:pPr>
+            <w:r>
+              <w:rPr>
+                <w:rFonts w:ascii="Times New Roman" w:hAnsi="Times New Roman"/>
+                <w:b w:val="0"/>
+                <w:sz w:val="17"/>
+              </w:rPr>
+              <w:t>Status da pesquisa permanece Parcial; nova coleta real é necessária.</w:t>
+            </w:r>
+          </w:p>
+        </w:tc>
+      </w:tr>
+    </w:tbl>
+    <w:p>
+      <w:pPr>
+        <w:pStyle w:val="Heading1"/>
+      </w:pPr>
+      <w:r>
+        <w:t>3 REQUISITOS E MODELAGEM</w:t>
+      </w:r>
+    </w:p>
+    <w:p>
+      <w:pPr>
+        <w:spacing w:line="360" w:lineRule="auto"/>
+        <w:ind w:firstLine="709"/>
+        <w:jc w:val="both"/>
+      </w:pPr>
+      <w:r>
+        <w:t>Os requisitos funcionais foram reescritos como obrigações observáveis com critério de aceite. Os requisitos não funcionais indicam como devem ser comprovados. A modelagem usa associação sem seta em casos de uso e classes; o DER apresenta relacionamentos com chaves e cardinalidades; o diagrama de sequência usa setas porque elas representam mensagens; o diagrama de componentes mostra somente a arquitetura efetivamente implementada.</w:t>
+      </w:r>
+    </w:p>
+    <w:p>
+      <w:pPr>
+        <w:pStyle w:val="Heading1"/>
+      </w:pPr>
+      <w:r>
+        <w:t>4 AUDITORIA DO CÓDIGO</w:t>
       </w:r>
     </w:p>
     <w:tbl>
@@ -83,38 +797,38 @@
         <w:tc>
           <w:tcPr>
             <w:tcW w:type="dxa" w:w="4702"/>
-            <w:vAlign w:val="center"/>
+            <w:shd w:fill="D9E2F3"/>
           </w:tcPr>
           <w:p>
             <w:pPr>
               <w:spacing w:after="0"/>
             </w:pPr>
-            <w:r/>
             <w:r>
               <w:rPr>
+                <w:rFonts w:ascii="Times New Roman" w:hAnsi="Times New Roman"/>
                 <w:b/>
-                <w:sz w:val="20"/>
+                <w:sz w:val="18"/>
               </w:rPr>
-              <w:t>Integrantes</w:t>
+              <w:t>Área</w:t>
             </w:r>
           </w:p>
         </w:tc>
         <w:tc>
           <w:tcPr>
             <w:tcW w:type="dxa" w:w="4702"/>
-            <w:vAlign w:val="center"/>
+            <w:shd w:fill="D9E2F3"/>
           </w:tcPr>
           <w:p>
             <w:pPr>
               <w:spacing w:after="0"/>
             </w:pPr>
-            <w:r/>
             <w:r>
               <w:rPr>
-                <w:b w:val="0"/>
-                <w:sz w:val="20"/>
+                <w:rFonts w:ascii="Times New Roman" w:hAnsi="Times New Roman"/>
+                <w:b/>
+                <w:sz w:val="18"/>
               </w:rPr>
-              <w:t>Flavio Gabrig Ferreira - 202323361; Richardson Conceição Ferreira - 202323181</w:t>
+              <w:t>Conclusão</w:t>
             </w:r>
           </w:p>
         </w:tc>
@@ -123,38 +837,36 @@
         <w:tc>
           <w:tcPr>
             <w:tcW w:type="dxa" w:w="4702"/>
-            <w:vAlign w:val="center"/>
           </w:tcPr>
           <w:p>
             <w:pPr>
               <w:spacing w:after="0"/>
             </w:pPr>
-            <w:r/>
             <w:r>
               <w:rPr>
-                <w:b/>
-                <w:sz w:val="20"/>
+                <w:rFonts w:ascii="Times New Roman" w:hAnsi="Times New Roman"/>
+                <w:b w:val="0"/>
+                <w:sz w:val="18"/>
               </w:rPr>
-              <w:t>Gerente do projeto</w:t>
+              <w:t>server.js</w:t>
             </w:r>
           </w:p>
         </w:tc>
         <w:tc>
           <w:tcPr>
             <w:tcW w:type="dxa" w:w="4702"/>
-            <w:vAlign w:val="center"/>
           </w:tcPr>
           <w:p>
             <w:pPr>
               <w:spacing w:after="0"/>
             </w:pPr>
-            <w:r/>
             <w:r>
               <w:rPr>
+                <w:rFonts w:ascii="Times New Roman" w:hAnsi="Times New Roman"/>
                 <w:b w:val="0"/>
-                <w:sz w:val="20"/>
+                <w:sz w:val="18"/>
               </w:rPr>
-              <w:t>Richardson Conceição Ferreira - 202323181</w:t>
+              <w:t>Autenticação, autorização, minimização, presença, mensagens, notificações, relatórios, feedback e reset revisados.</w:t>
             </w:r>
           </w:p>
         </w:tc>
@@ -163,38 +875,36 @@
         <w:tc>
           <w:tcPr>
             <w:tcW w:type="dxa" w:w="4702"/>
-            <w:vAlign w:val="center"/>
           </w:tcPr>
           <w:p>
             <w:pPr>
               <w:spacing w:after="0"/>
             </w:pPr>
-            <w:r/>
             <w:r>
               <w:rPr>
-                <w:b/>
-                <w:sz w:val="20"/>
+                <w:rFonts w:ascii="Times New Roman" w:hAnsi="Times New Roman"/>
+                <w:b w:val="0"/>
+                <w:sz w:val="18"/>
               </w:rPr>
-              <w:t>Professor(a)</w:t>
+              <w:t>lib/domain.js</w:t>
             </w:r>
           </w:p>
         </w:tc>
         <w:tc>
           <w:tcPr>
             <w:tcW w:type="dxa" w:w="4702"/>
-            <w:vAlign w:val="center"/>
           </w:tcPr>
           <w:p>
             <w:pPr>
               <w:spacing w:after="0"/>
             </w:pPr>
-            <w:r/>
             <w:r>
               <w:rPr>
+                <w:rFonts w:ascii="Times New Roman" w:hAnsi="Times New Roman"/>
                 <w:b w:val="0"/>
-                <w:sz w:val="20"/>
+                <w:sz w:val="18"/>
               </w:rPr>
-              <w:t>Altemar Sales de Oliveira</w:t>
+              <w:t>RBAC, escopo de alunos, sequência de presença e taxa por dia escolar revisados.</w:t>
             </w:r>
           </w:p>
         </w:tc>
@@ -203,38 +913,36 @@
         <w:tc>
           <w:tcPr>
             <w:tcW w:type="dxa" w:w="4702"/>
-            <w:vAlign w:val="center"/>
           </w:tcPr>
           <w:p>
             <w:pPr>
               <w:spacing w:after="0"/>
             </w:pPr>
-            <w:r/>
             <w:r>
               <w:rPr>
-                <w:b/>
-                <w:sz w:val="20"/>
+                <w:rFonts w:ascii="Times New Roman" w:hAnsi="Times New Roman"/>
+                <w:b w:val="0"/>
+                <w:sz w:val="18"/>
               </w:rPr>
-              <w:t>Versão</w:t>
+              <w:t>lib/security.js</w:t>
             </w:r>
           </w:p>
         </w:tc>
         <w:tc>
           <w:tcPr>
             <w:tcW w:type="dxa" w:w="4702"/>
-            <w:vAlign w:val="center"/>
           </w:tcPr>
           <w:p>
             <w:pPr>
               <w:spacing w:after="0"/>
             </w:pPr>
-            <w:r/>
             <w:r>
               <w:rPr>
+                <w:rFonts w:ascii="Times New Roman" w:hAnsi="Times New Roman"/>
                 <w:b w:val="0"/>
-                <w:sz w:val="20"/>
+                <w:sz w:val="18"/>
               </w:rPr>
-              <w:t>V1</w:t>
+              <w:t>scrypt + timingSafeEqual adequados ao MVP; não são apresentados como arquitetura de alta carga.</w:t>
             </w:r>
           </w:p>
         </w:tc>
@@ -243,62 +951,133 @@
         <w:tc>
           <w:tcPr>
             <w:tcW w:type="dxa" w:w="4702"/>
-            <w:vAlign w:val="center"/>
           </w:tcPr>
           <w:p>
             <w:pPr>
               <w:spacing w:after="0"/>
             </w:pPr>
-            <w:r/>
             <w:r>
               <w:rPr>
-                <w:b/>
-                <w:sz w:val="20"/>
+                <w:rFonts w:ascii="Times New Roman" w:hAnsi="Times New Roman"/>
+                <w:b w:val="0"/>
+                <w:sz w:val="18"/>
               </w:rPr>
-              <w:t>Data</w:t>
+              <w:t>public/</w:t>
             </w:r>
           </w:p>
         </w:tc>
         <w:tc>
           <w:tcPr>
             <w:tcW w:type="dxa" w:w="4702"/>
-            <w:vAlign w:val="center"/>
           </w:tcPr>
           <w:p>
             <w:pPr>
               <w:spacing w:after="0"/>
             </w:pPr>
-            <w:r/>
             <w:r>
               <w:rPr>
+                <w:rFonts w:ascii="Times New Roman" w:hAnsi="Times New Roman"/>
                 <w:b w:val="0"/>
-                <w:sz w:val="20"/>
+                <w:sz w:val="18"/>
               </w:rPr>
-              <w:t>12 de agosto de 2026</w:t>
+              <w:t>Interface usa API autenticada e escape de conteúdo; controles visuais não substituem autorização server-side.</w:t>
+            </w:r>
+          </w:p>
+        </w:tc>
+      </w:tr>
+      <w:tr>
+        <w:tc>
+          <w:tcPr>
+            <w:tcW w:type="dxa" w:w="4702"/>
+          </w:tcPr>
+          <w:p>
+            <w:pPr>
+              <w:spacing w:after="0"/>
+            </w:pPr>
+            <w:r>
+              <w:rPr>
+                <w:rFonts w:ascii="Times New Roman" w:hAnsi="Times New Roman"/>
+                <w:b w:val="0"/>
+                <w:sz w:val="18"/>
+              </w:rPr>
+              <w:t>data/</w:t>
+            </w:r>
+          </w:p>
+        </w:tc>
+        <w:tc>
+          <w:tcPr>
+            <w:tcW w:type="dxa" w:w="4702"/>
+          </w:tcPr>
+          <w:p>
+            <w:pPr>
+              <w:spacing w:after="0"/>
+            </w:pPr>
+            <w:r>
+              <w:rPr>
+                <w:rFonts w:ascii="Times New Roman" w:hAnsi="Times New Roman"/>
+                <w:b w:val="0"/>
+                <w:sz w:val="18"/>
+              </w:rPr>
+              <w:t>Seed sintética versionada; runtime mutável não deve ser commitado.</w:t>
+            </w:r>
+          </w:p>
+        </w:tc>
+      </w:tr>
+      <w:tr>
+        <w:tc>
+          <w:tcPr>
+            <w:tcW w:type="dxa" w:w="4702"/>
+          </w:tcPr>
+          <w:p>
+            <w:pPr>
+              <w:spacing w:after="0"/>
+            </w:pPr>
+            <w:r>
+              <w:rPr>
+                <w:rFonts w:ascii="Times New Roman" w:hAnsi="Times New Roman"/>
+                <w:b w:val="0"/>
+                <w:sz w:val="18"/>
+              </w:rPr>
+              <w:t>tests/</w:t>
+            </w:r>
+          </w:p>
+        </w:tc>
+        <w:tc>
+          <w:tcPr>
+            <w:tcW w:type="dxa" w:w="4702"/>
+          </w:tcPr>
+          <w:p>
+            <w:pPr>
+              <w:spacing w:after="0"/>
+            </w:pPr>
+            <w:r>
+              <w:rPr>
+                <w:rFonts w:ascii="Times New Roman" w:hAnsi="Times New Roman"/>
+                <w:b w:val="0"/>
+                <w:sz w:val="18"/>
+              </w:rPr>
+              <w:t>Domínio, segurança, API e regressões de privacidade.</w:t>
             </w:r>
           </w:p>
         </w:tc>
       </w:tr>
     </w:tbl>
-    <w:p/>
-    <w:p/>
-    <w:p/>
-    <w:p/>
-    <w:p/>
-    <w:p/>
     <w:p>
       <w:pPr>
-        <w:jc w:val="center"/>
+        <w:pStyle w:val="Heading1"/>
       </w:pPr>
       <w:r>
-        <w:t>Saquarema/RJ</w:t>
-        <w:br/>
-        <w:t>2026</w:t>
+        <w:t>5 TESTES</w:t>
       </w:r>
     </w:p>
     <w:p>
+      <w:pPr>
+        <w:spacing w:line="360" w:lineRule="auto"/>
+        <w:ind w:firstLine="709"/>
+        <w:jc w:val="both"/>
+      </w:pPr>
       <w:r>
-        <w:br w:type="page"/>
+        <w:t>Na revisão sênior, a suíte V2 foi executada localmente em Node.js 22 com 24 testes aprovados e 0 falhas. O workflow de CI permanece configurado para Node.js 18, 20 e 22 e deve ser conferido separadamente antes da entrega final; o resultado local não deve ser descrito como se fosse um status do GitHub Actions.</w:t>
       </w:r>
     </w:p>
     <w:p>
@@ -306,66 +1085,17 @@
         <w:pStyle w:val="Heading1"/>
       </w:pPr>
       <w:r>
-        <w:t>SUMÁRIO</w:t>
+        <w:t>6 EVIDÊNCIA EXTENSIONISTA</w:t>
       </w:r>
     </w:p>
     <w:p>
       <w:pPr>
-        <w:spacing w:after="0"/>
-        <w:ind w:left="283"/>
+        <w:spacing w:line="360" w:lineRule="auto"/>
+        <w:ind w:firstLine="709"/>
+        <w:jc w:val="both"/>
       </w:pPr>
       <w:r>
-        <w:t>1. Critérios auditados</w:t>
-      </w:r>
-    </w:p>
-    <w:p>
-      <w:pPr>
-        <w:spacing w:after="0"/>
-        <w:ind w:left="283"/>
-      </w:pPr>
-      <w:r>
-        <w:t>2. Resultado geral</w:t>
-      </w:r>
-    </w:p>
-    <w:p>
-      <w:pPr>
-        <w:spacing w:after="0"/>
-        <w:ind w:left="283"/>
-      </w:pPr>
-      <w:r>
-        <w:t>3. Itens 2023-1</w:t>
-      </w:r>
-    </w:p>
-    <w:p>
-      <w:pPr>
-        <w:spacing w:after="0"/>
-        <w:ind w:left="283"/>
-      </w:pPr>
-      <w:r>
-        <w:t>4. Itens 2024-2</w:t>
-      </w:r>
-    </w:p>
-    <w:p>
-      <w:pPr>
-        <w:spacing w:after="0"/>
-        <w:ind w:left="283"/>
-      </w:pPr>
-      <w:r>
-        <w:t>5. Critérios adicionais</w:t>
-      </w:r>
-    </w:p>
-    <w:p>
-      <w:pPr>
-        <w:spacing w:after="0"/>
-        <w:ind w:left="283"/>
-      </w:pPr>
-      <w:r>
-        <w:t>6. Recomendações</w:t>
-      </w:r>
-    </w:p>
-    <w:p>
-      <w:r>
-        <w:br w:type="page"/>
+        <w:t>A pesquisa de campo continua Parcial até existir evidência primária real: formulários/termos preenchidos, respostas anonimizadas ou CSV de coleta que permita reproduzir os resultados. Não se deve inventar participantes, respostas, percentuais ou médias. Registros DEMO_SEED são ilustrativos e não constituem pesquisa.</w:t>
       </w:r>
     </w:p>
     <w:p>
@@ -373,39 +1103,7 @@
         <w:pStyle w:val="Heading1"/>
       </w:pPr>
       <w:r>
-        <w:t>1. CRITÉRIOS AUDITADOS</w:t>
-      </w:r>
-    </w:p>
-    <w:p>
-      <w:pPr>
-        <w:jc w:val="both"/>
-      </w:pPr>
-      <w:r>
-        <w:t>A auditoria verificou aderência aos templates de Plano de Gerenciamento de Projeto 2023-1 e 2024-2, critérios adicionais enviados pelo solicitante, normas ABNT NBR 10520:2023 e NBR 6023:2025, modelo GSTI de Plano de Projeto e entregáveis esperados de Engenharia de Software.</w:t>
-      </w:r>
-    </w:p>
-    <w:p>
-      <w:pPr>
-        <w:pStyle w:val="Heading1"/>
-      </w:pPr>
-      <w:r>
-        <w:t>2. RESULTADO GERAL</w:t>
-      </w:r>
-    </w:p>
-    <w:p>
-      <w:pPr>
-        <w:jc w:val="both"/>
-      </w:pPr>
-      <w:r>
-        <w:t>O pacote final atende documentalmente aos critérios solicitados, com plano de validação acadêmica controlada, instrumentos de pesquisa, mapas de empatia, requisitos, modelagem, MVP, testes, apresentação, manual e artefatos de conformidade. Todos os documentos foram consolidados com a disciplina Práticas Extensionistas Integradoras VI, professor Altemar Sales de Oliveira e equipe correta.</w:t>
-      </w:r>
-    </w:p>
-    <w:p>
-      <w:pPr>
-        <w:pStyle w:val="Heading1"/>
-      </w:pPr>
-      <w:r>
-        <w:t>3. ITENS 2023-1</w:t>
+        <w:t>7 SITUAÇÃO V2</w:t>
       </w:r>
     </w:p>
     <w:tbl>
@@ -423,8 +1121,7 @@
         <w:tc>
           <w:tcPr>
             <w:tcW w:type="dxa" w:w="4702"/>
-            <w:vAlign w:val="center"/>
-            <w:shd w:fill="D9E8E8"/>
+            <w:shd w:fill="D9E2F3"/>
           </w:tcPr>
           <w:p>
             <w:pPr>
@@ -432,23 +1129,18 @@
             </w:pPr>
             <w:r>
               <w:rPr>
+                <w:rFonts w:ascii="Times New Roman" w:hAnsi="Times New Roman"/>
                 <w:b/>
+                <w:sz w:val="19"/>
               </w:rPr>
-            </w:r>
-            <w:r>
-              <w:rPr>
-                <w:b/>
-                <w:sz w:val="16"/>
-              </w:rPr>
-              <w:t>Item</w:t>
+              <w:t>Dimensão</w:t>
             </w:r>
           </w:p>
         </w:tc>
         <w:tc>
           <w:tcPr>
             <w:tcW w:type="dxa" w:w="4702"/>
-            <w:vAlign w:val="center"/>
-            <w:shd w:fill="D9E8E8"/>
+            <w:shd w:fill="D9E2F3"/>
           </w:tcPr>
           <w:p>
             <w:pPr>
@@ -456,13 +1148,9 @@
             </w:pPr>
             <w:r>
               <w:rPr>
+                <w:rFonts w:ascii="Times New Roman" w:hAnsi="Times New Roman"/>
                 <w:b/>
-              </w:rPr>
-            </w:r>
-            <w:r>
-              <w:rPr>
-                <w:b/>
-                <w:sz w:val="16"/>
+                <w:sz w:val="19"/>
               </w:rPr>
               <w:t>Status</w:t>
             </w:r>
@@ -473,38 +1161,36 @@
         <w:tc>
           <w:tcPr>
             <w:tcW w:type="dxa" w:w="4702"/>
-            <w:vAlign w:val="center"/>
           </w:tcPr>
           <w:p>
             <w:pPr>
               <w:spacing w:after="0"/>
             </w:pPr>
-            <w:r/>
             <w:r>
               <w:rPr>
+                <w:rFonts w:ascii="Times New Roman" w:hAnsi="Times New Roman"/>
                 <w:b w:val="0"/>
-                <w:sz w:val="16"/>
+                <w:sz w:val="19"/>
               </w:rPr>
-              <w:t>Project Canvas</w:t>
+              <w:t>Código/MVP</w:t>
             </w:r>
           </w:p>
         </w:tc>
         <w:tc>
           <w:tcPr>
             <w:tcW w:type="dxa" w:w="4702"/>
-            <w:vAlign w:val="center"/>
           </w:tcPr>
           <w:p>
             <w:pPr>
               <w:spacing w:after="0"/>
             </w:pPr>
-            <w:r/>
             <w:r>
               <w:rPr>
+                <w:rFonts w:ascii="Times New Roman" w:hAnsi="Times New Roman"/>
                 <w:b w:val="0"/>
-                <w:sz w:val="16"/>
+                <w:sz w:val="19"/>
               </w:rPr>
-              <w:t>Atendido</w:t>
+              <w:t>Revisado; suíte local 24/24.</w:t>
             </w:r>
           </w:p>
         </w:tc>
@@ -513,38 +1199,36 @@
         <w:tc>
           <w:tcPr>
             <w:tcW w:type="dxa" w:w="4702"/>
-            <w:vAlign w:val="center"/>
           </w:tcPr>
           <w:p>
             <w:pPr>
               <w:spacing w:after="0"/>
             </w:pPr>
-            <w:r/>
             <w:r>
               <w:rPr>
+                <w:rFonts w:ascii="Times New Roman" w:hAnsi="Times New Roman"/>
                 <w:b w:val="0"/>
-                <w:sz w:val="16"/>
+                <w:sz w:val="19"/>
               </w:rPr>
-              <w:t>Escopo e SMART</w:t>
+              <w:t>Requisitos</w:t>
             </w:r>
           </w:p>
         </w:tc>
         <w:tc>
           <w:tcPr>
             <w:tcW w:type="dxa" w:w="4702"/>
-            <w:vAlign w:val="center"/>
           </w:tcPr>
           <w:p>
             <w:pPr>
               <w:spacing w:after="0"/>
             </w:pPr>
-            <w:r/>
             <w:r>
               <w:rPr>
+                <w:rFonts w:ascii="Times New Roman" w:hAnsi="Times New Roman"/>
                 <w:b w:val="0"/>
-                <w:sz w:val="16"/>
+                <w:sz w:val="19"/>
               </w:rPr>
-              <w:t>Atendido</w:t>
+              <w:t>Reescritos e rastreáveis.</w:t>
             </w:r>
           </w:p>
         </w:tc>
@@ -553,38 +1237,36 @@
         <w:tc>
           <w:tcPr>
             <w:tcW w:type="dxa" w:w="4702"/>
-            <w:vAlign w:val="center"/>
           </w:tcPr>
           <w:p>
             <w:pPr>
               <w:spacing w:after="0"/>
             </w:pPr>
-            <w:r/>
             <w:r>
               <w:rPr>
+                <w:rFonts w:ascii="Times New Roman" w:hAnsi="Times New Roman"/>
                 <w:b w:val="0"/>
-                <w:sz w:val="16"/>
+                <w:sz w:val="19"/>
               </w:rPr>
-              <w:t>Rastreabilidade</w:t>
+              <w:t>UML/DER</w:t>
             </w:r>
           </w:p>
         </w:tc>
         <w:tc>
           <w:tcPr>
             <w:tcW w:type="dxa" w:w="4702"/>
-            <w:vAlign w:val="center"/>
           </w:tcPr>
           <w:p>
             <w:pPr>
               <w:spacing w:after="0"/>
             </w:pPr>
-            <w:r/>
             <w:r>
               <w:rPr>
+                <w:rFonts w:ascii="Times New Roman" w:hAnsi="Times New Roman"/>
                 <w:b w:val="0"/>
-                <w:sz w:val="16"/>
+                <w:sz w:val="19"/>
               </w:rPr>
-              <w:t>Atendido</w:t>
+              <w:t>Refazidos com notação formal e responsabilidades separadas.</w:t>
             </w:r>
           </w:p>
         </w:tc>
@@ -593,38 +1275,36 @@
         <w:tc>
           <w:tcPr>
             <w:tcW w:type="dxa" w:w="4702"/>
-            <w:vAlign w:val="center"/>
           </w:tcPr>
           <w:p>
             <w:pPr>
               <w:spacing w:after="0"/>
             </w:pPr>
-            <w:r/>
             <w:r>
               <w:rPr>
+                <w:rFonts w:ascii="Times New Roman" w:hAnsi="Times New Roman"/>
                 <w:b w:val="0"/>
-                <w:sz w:val="16"/>
+                <w:sz w:val="19"/>
               </w:rPr>
-              <w:t>Premissas e restrições</w:t>
+              <w:t>Documentação</w:t>
             </w:r>
           </w:p>
         </w:tc>
         <w:tc>
           <w:tcPr>
             <w:tcW w:type="dxa" w:w="4702"/>
-            <w:vAlign w:val="center"/>
           </w:tcPr>
           <w:p>
             <w:pPr>
               <w:spacing w:after="0"/>
             </w:pPr>
-            <w:r/>
             <w:r>
               <w:rPr>
+                <w:rFonts w:ascii="Times New Roman" w:hAnsi="Times New Roman"/>
                 <w:b w:val="0"/>
-                <w:sz w:val="16"/>
+                <w:sz w:val="19"/>
               </w:rPr>
-              <w:t>Atendido</w:t>
+              <w:t>Sincronizada com a revisão V2 nos artefatos finais.</w:t>
             </w:r>
           </w:p>
         </w:tc>
@@ -633,38 +1313,36 @@
         <w:tc>
           <w:tcPr>
             <w:tcW w:type="dxa" w:w="4702"/>
-            <w:vAlign w:val="center"/>
           </w:tcPr>
           <w:p>
             <w:pPr>
               <w:spacing w:after="0"/>
             </w:pPr>
-            <w:r/>
             <w:r>
               <w:rPr>
+                <w:rFonts w:ascii="Times New Roman" w:hAnsi="Times New Roman"/>
                 <w:b w:val="0"/>
-                <w:sz w:val="16"/>
+                <w:sz w:val="19"/>
               </w:rPr>
-              <w:t>EAP e atividades</w:t>
+              <w:t>Pesquisa de campo</w:t>
             </w:r>
           </w:p>
         </w:tc>
         <w:tc>
           <w:tcPr>
             <w:tcW w:type="dxa" w:w="4702"/>
-            <w:vAlign w:val="center"/>
           </w:tcPr>
           <w:p>
             <w:pPr>
               <w:spacing w:after="0"/>
             </w:pPr>
-            <w:r/>
             <w:r>
               <w:rPr>
+                <w:rFonts w:ascii="Times New Roman" w:hAnsi="Times New Roman"/>
                 <w:b w:val="0"/>
-                <w:sz w:val="16"/>
+                <w:sz w:val="19"/>
               </w:rPr>
-              <w:t>Atendido</w:t>
+              <w:t>Parcial até evidência primária real.</w:t>
             </w:r>
           </w:p>
         </w:tc>
@@ -673,238 +1351,36 @@
         <w:tc>
           <w:tcPr>
             <w:tcW w:type="dxa" w:w="4702"/>
-            <w:vAlign w:val="center"/>
           </w:tcPr>
           <w:p>
             <w:pPr>
               <w:spacing w:after="0"/>
             </w:pPr>
-            <w:r/>
             <w:r>
               <w:rPr>
+                <w:rFonts w:ascii="Times New Roman" w:hAnsi="Times New Roman"/>
                 <w:b w:val="0"/>
-                <w:sz w:val="16"/>
+                <w:sz w:val="19"/>
               </w:rPr>
-              <w:t>Tempo, Gantt e marcos</w:t>
+              <w:t>Produção</w:t>
             </w:r>
           </w:p>
         </w:tc>
         <w:tc>
           <w:tcPr>
             <w:tcW w:type="dxa" w:w="4702"/>
-            <w:vAlign w:val="center"/>
           </w:tcPr>
           <w:p>
             <w:pPr>
               <w:spacing w:after="0"/>
             </w:pPr>
-            <w:r/>
             <w:r>
               <w:rPr>
+                <w:rFonts w:ascii="Times New Roman" w:hAnsi="Times New Roman"/>
                 <w:b w:val="0"/>
-                <w:sz w:val="16"/>
+                <w:sz w:val="19"/>
               </w:rPr>
-              <w:t>Atendido</w:t>
-            </w:r>
-          </w:p>
-        </w:tc>
-      </w:tr>
-      <w:tr>
-        <w:tc>
-          <w:tcPr>
-            <w:tcW w:type="dxa" w:w="4702"/>
-            <w:vAlign w:val="center"/>
-          </w:tcPr>
-          <w:p>
-            <w:pPr>
-              <w:spacing w:after="0"/>
-            </w:pPr>
-            <w:r/>
-            <w:r>
-              <w:rPr>
-                <w:b w:val="0"/>
-                <w:sz w:val="16"/>
-              </w:rPr>
-              <w:t>Equipe</w:t>
-            </w:r>
-          </w:p>
-        </w:tc>
-        <w:tc>
-          <w:tcPr>
-            <w:tcW w:type="dxa" w:w="4702"/>
-            <w:vAlign w:val="center"/>
-          </w:tcPr>
-          <w:p>
-            <w:pPr>
-              <w:spacing w:after="0"/>
-            </w:pPr>
-            <w:r/>
-            <w:r>
-              <w:rPr>
-                <w:b w:val="0"/>
-                <w:sz w:val="16"/>
-              </w:rPr>
-              <w:t>Atendido</w:t>
-            </w:r>
-          </w:p>
-        </w:tc>
-      </w:tr>
-      <w:tr>
-        <w:tc>
-          <w:tcPr>
-            <w:tcW w:type="dxa" w:w="4702"/>
-            <w:vAlign w:val="center"/>
-          </w:tcPr>
-          <w:p>
-            <w:pPr>
-              <w:spacing w:after="0"/>
-            </w:pPr>
-            <w:r/>
-            <w:r>
-              <w:rPr>
-                <w:b w:val="0"/>
-                <w:sz w:val="16"/>
-              </w:rPr>
-              <w:t>Comunicação e relatórios</w:t>
-            </w:r>
-          </w:p>
-        </w:tc>
-        <w:tc>
-          <w:tcPr>
-            <w:tcW w:type="dxa" w:w="4702"/>
-            <w:vAlign w:val="center"/>
-          </w:tcPr>
-          <w:p>
-            <w:pPr>
-              <w:spacing w:after="0"/>
-            </w:pPr>
-            <w:r/>
-            <w:r>
-              <w:rPr>
-                <w:b w:val="0"/>
-                <w:sz w:val="16"/>
-              </w:rPr>
-              <w:t>Atendido</w:t>
-            </w:r>
-          </w:p>
-        </w:tc>
-      </w:tr>
-      <w:tr>
-        <w:tc>
-          <w:tcPr>
-            <w:tcW w:type="dxa" w:w="4702"/>
-            <w:vAlign w:val="center"/>
-          </w:tcPr>
-          <w:p>
-            <w:pPr>
-              <w:spacing w:after="0"/>
-            </w:pPr>
-            <w:r/>
-            <w:r>
-              <w:rPr>
-                <w:b w:val="0"/>
-                <w:sz w:val="16"/>
-              </w:rPr>
-              <w:t>Stakeholders e mapa de comunicação</w:t>
-            </w:r>
-          </w:p>
-        </w:tc>
-        <w:tc>
-          <w:tcPr>
-            <w:tcW w:type="dxa" w:w="4702"/>
-            <w:vAlign w:val="center"/>
-          </w:tcPr>
-          <w:p>
-            <w:pPr>
-              <w:spacing w:after="0"/>
-            </w:pPr>
-            <w:r/>
-            <w:r>
-              <w:rPr>
-                <w:b w:val="0"/>
-                <w:sz w:val="16"/>
-              </w:rPr>
-              <w:t>Atendido</w:t>
-            </w:r>
-          </w:p>
-        </w:tc>
-      </w:tr>
-      <w:tr>
-        <w:tc>
-          <w:tcPr>
-            <w:tcW w:type="dxa" w:w="4702"/>
-            <w:vAlign w:val="center"/>
-          </w:tcPr>
-          <w:p>
-            <w:pPr>
-              <w:spacing w:after="0"/>
-            </w:pPr>
-            <w:r/>
-            <w:r>
-              <w:rPr>
-                <w:b w:val="0"/>
-                <w:sz w:val="16"/>
-              </w:rPr>
-              <w:t>Riscos completos</w:t>
-            </w:r>
-          </w:p>
-        </w:tc>
-        <w:tc>
-          <w:tcPr>
-            <w:tcW w:type="dxa" w:w="4702"/>
-            <w:vAlign w:val="center"/>
-          </w:tcPr>
-          <w:p>
-            <w:pPr>
-              <w:spacing w:after="0"/>
-            </w:pPr>
-            <w:r/>
-            <w:r>
-              <w:rPr>
-                <w:b w:val="0"/>
-                <w:sz w:val="16"/>
-              </w:rPr>
-              <w:t>Atendido</w:t>
-            </w:r>
-          </w:p>
-        </w:tc>
-      </w:tr>
-      <w:tr>
-        <w:tc>
-          <w:tcPr>
-            <w:tcW w:type="dxa" w:w="4702"/>
-            <w:vAlign w:val="center"/>
-          </w:tcPr>
-          <w:p>
-            <w:pPr>
-              <w:spacing w:after="0"/>
-            </w:pPr>
-            <w:r/>
-            <w:r>
-              <w:rPr>
-                <w:b w:val="0"/>
-                <w:sz w:val="16"/>
-              </w:rPr>
-              <w:t>Monitoramento, mudanças e lições aprendidas</w:t>
-            </w:r>
-          </w:p>
-        </w:tc>
-        <w:tc>
-          <w:tcPr>
-            <w:tcW w:type="dxa" w:w="4702"/>
-            <w:vAlign w:val="center"/>
-          </w:tcPr>
-          <w:p>
-            <w:pPr>
-              <w:spacing w:after="0"/>
-            </w:pPr>
-            <w:r/>
-            <w:r>
-              <w:rPr>
-                <w:b w:val="0"/>
-                <w:sz w:val="16"/>
-              </w:rPr>
-              <w:t>Atendido</w:t>
+              <w:t>Fora do escopo: MVP acadêmico local, não homologado.</w:t>
             </w:r>
           </w:p>
         </w:tc>
@@ -915,793 +1391,37 @@
         <w:pStyle w:val="Heading1"/>
       </w:pPr>
       <w:r>
-        <w:t>4. ITENS 2024-2</w:t>
-      </w:r>
-    </w:p>
-    <w:tbl>
-      <w:tblPr>
-        <w:tblStyle w:val="TableGrid"/>
-        <w:tblW w:type="auto" w:w="0"/>
-        <w:jc w:val="center"/>
-        <w:tblLook w:firstColumn="1" w:firstRow="1" w:lastColumn="0" w:lastRow="0" w:noHBand="0" w:noVBand="1" w:val="04A0"/>
-      </w:tblPr>
-      <w:tblGrid>
-        <w:gridCol w:w="4702"/>
-        <w:gridCol w:w="4702"/>
-      </w:tblGrid>
-      <w:tr>
-        <w:tc>
-          <w:tcPr>
-            <w:tcW w:type="dxa" w:w="4702"/>
-            <w:vAlign w:val="center"/>
-            <w:shd w:fill="D9E8E8"/>
-          </w:tcPr>
-          <w:p>
-            <w:pPr>
-              <w:spacing w:after="0"/>
-            </w:pPr>
-            <w:r>
-              <w:rPr>
-                <w:b/>
-              </w:rPr>
-            </w:r>
-            <w:r>
-              <w:rPr>
-                <w:b/>
-                <w:sz w:val="16"/>
-              </w:rPr>
-              <w:t>Item</w:t>
-            </w:r>
-          </w:p>
-        </w:tc>
-        <w:tc>
-          <w:tcPr>
-            <w:tcW w:type="dxa" w:w="4702"/>
-            <w:vAlign w:val="center"/>
-            <w:shd w:fill="D9E8E8"/>
-          </w:tcPr>
-          <w:p>
-            <w:pPr>
-              <w:spacing w:after="0"/>
-            </w:pPr>
-            <w:r>
-              <w:rPr>
-                <w:b/>
-              </w:rPr>
-            </w:r>
-            <w:r>
-              <w:rPr>
-                <w:b/>
-                <w:sz w:val="16"/>
-              </w:rPr>
-              <w:t>Status</w:t>
-            </w:r>
-          </w:p>
-        </w:tc>
-      </w:tr>
-      <w:tr>
-        <w:tc>
-          <w:tcPr>
-            <w:tcW w:type="dxa" w:w="4702"/>
-            <w:vAlign w:val="center"/>
-          </w:tcPr>
-          <w:p>
-            <w:pPr>
-              <w:spacing w:after="0"/>
-            </w:pPr>
-            <w:r/>
-            <w:r>
-              <w:rPr>
-                <w:b w:val="0"/>
-                <w:sz w:val="16"/>
-              </w:rPr>
-              <w:t>Introdução e justificativa</w:t>
-            </w:r>
-          </w:p>
-        </w:tc>
-        <w:tc>
-          <w:tcPr>
-            <w:tcW w:type="dxa" w:w="4702"/>
-            <w:vAlign w:val="center"/>
-          </w:tcPr>
-          <w:p>
-            <w:pPr>
-              <w:spacing w:after="0"/>
-            </w:pPr>
-            <w:r/>
-            <w:r>
-              <w:rPr>
-                <w:b w:val="0"/>
-                <w:sz w:val="16"/>
-              </w:rPr>
-              <w:t>Atendido</w:t>
-            </w:r>
-          </w:p>
-        </w:tc>
-      </w:tr>
-      <w:tr>
-        <w:tc>
-          <w:tcPr>
-            <w:tcW w:type="dxa" w:w="4702"/>
-            <w:vAlign w:val="center"/>
-          </w:tcPr>
-          <w:p>
-            <w:pPr>
-              <w:spacing w:after="0"/>
-            </w:pPr>
-            <w:r/>
-            <w:r>
-              <w:rPr>
-                <w:b w:val="0"/>
-                <w:sz w:val="16"/>
-              </w:rPr>
-              <w:t>Análise de mercado - CSD, Porter, TAM/SAM/SOM</w:t>
-            </w:r>
-          </w:p>
-        </w:tc>
-        <w:tc>
-          <w:tcPr>
-            <w:tcW w:type="dxa" w:w="4702"/>
-            <w:vAlign w:val="center"/>
-          </w:tcPr>
-          <w:p>
-            <w:pPr>
-              <w:spacing w:after="0"/>
-            </w:pPr>
-            <w:r/>
-            <w:r>
-              <w:rPr>
-                <w:b w:val="0"/>
-                <w:sz w:val="16"/>
-              </w:rPr>
-              <w:t>Atendido</w:t>
-            </w:r>
-          </w:p>
-        </w:tc>
-      </w:tr>
-      <w:tr>
-        <w:tc>
-          <w:tcPr>
-            <w:tcW w:type="dxa" w:w="4702"/>
-            <w:vAlign w:val="center"/>
-          </w:tcPr>
-          <w:p>
-            <w:pPr>
-              <w:spacing w:after="0"/>
-            </w:pPr>
-            <w:r/>
-            <w:r>
-              <w:rPr>
-                <w:b w:val="0"/>
-                <w:sz w:val="16"/>
-              </w:rPr>
-              <w:t>Perfil de usuários e pesquisa de campo</w:t>
-            </w:r>
-          </w:p>
-        </w:tc>
-        <w:tc>
-          <w:tcPr>
-            <w:tcW w:type="dxa" w:w="4702"/>
-            <w:vAlign w:val="center"/>
-          </w:tcPr>
-          <w:p>
-            <w:r>
-              <w:rPr>
-                <w:rFonts w:ascii="Arial" w:hAnsi="Arial"/>
-                <w:sz w:val="18"/>
-              </w:rPr>
-              <w:t>Atendido com relatório, instrumentos, mapas de empatia e validação acadêmica controlada</w:t>
-            </w:r>
-          </w:p>
-        </w:tc>
-      </w:tr>
-      <w:tr>
-        <w:tc>
-          <w:tcPr>
-            <w:tcW w:type="dxa" w:w="4702"/>
-            <w:vAlign w:val="center"/>
-          </w:tcPr>
-          <w:p>
-            <w:pPr>
-              <w:spacing w:after="0"/>
-            </w:pPr>
-            <w:r/>
-            <w:r>
-              <w:rPr>
-                <w:b w:val="0"/>
-                <w:sz w:val="16"/>
-              </w:rPr>
-              <w:t>Mapa de empatia</w:t>
-            </w:r>
-          </w:p>
-        </w:tc>
-        <w:tc>
-          <w:tcPr>
-            <w:tcW w:type="dxa" w:w="4702"/>
-            <w:vAlign w:val="center"/>
-          </w:tcPr>
-          <w:p>
-            <w:pPr>
-              <w:spacing w:after="0"/>
-            </w:pPr>
-            <w:r/>
-            <w:r>
-              <w:rPr>
-                <w:b w:val="0"/>
-                <w:sz w:val="16"/>
-              </w:rPr>
-              <w:t>Atendido</w:t>
-            </w:r>
-          </w:p>
-        </w:tc>
-      </w:tr>
-      <w:tr>
-        <w:tc>
-          <w:tcPr>
-            <w:tcW w:type="dxa" w:w="4702"/>
-            <w:vAlign w:val="center"/>
-          </w:tcPr>
-          <w:p>
-            <w:pPr>
-              <w:spacing w:after="0"/>
-            </w:pPr>
-            <w:r/>
-            <w:r>
-              <w:rPr>
-                <w:b w:val="0"/>
-                <w:sz w:val="16"/>
-              </w:rPr>
-              <w:t>Protótipos 1 e 2 com melhorias</w:t>
-            </w:r>
-          </w:p>
-        </w:tc>
-        <w:tc>
-          <w:tcPr>
-            <w:tcW w:type="dxa" w:w="4702"/>
-            <w:vAlign w:val="center"/>
-          </w:tcPr>
-          <w:p>
-            <w:pPr>
-              <w:spacing w:after="0"/>
-            </w:pPr>
-            <w:r/>
-            <w:r>
-              <w:rPr>
-                <w:b w:val="0"/>
-                <w:sz w:val="16"/>
-              </w:rPr>
-              <w:t>Atendido</w:t>
-            </w:r>
-          </w:p>
-        </w:tc>
-      </w:tr>
-      <w:tr>
-        <w:tc>
-          <w:tcPr>
-            <w:tcW w:type="dxa" w:w="4702"/>
-            <w:vAlign w:val="center"/>
-          </w:tcPr>
-          <w:p>
-            <w:pPr>
-              <w:spacing w:after="0"/>
-            </w:pPr>
-            <w:r/>
-            <w:r>
-              <w:rPr>
-                <w:b w:val="0"/>
-                <w:sz w:val="16"/>
-              </w:rPr>
-              <w:t>MVP 3 a 5 funcionalidades</w:t>
-            </w:r>
-          </w:p>
-        </w:tc>
-        <w:tc>
-          <w:tcPr>
-            <w:tcW w:type="dxa" w:w="4702"/>
-            <w:vAlign w:val="center"/>
-          </w:tcPr>
-          <w:p>
-            <w:pPr>
-              <w:spacing w:after="0"/>
-            </w:pPr>
-            <w:r/>
-            <w:r>
-              <w:rPr>
-                <w:b w:val="0"/>
-                <w:sz w:val="16"/>
-              </w:rPr>
-              <w:t>Atendido</w:t>
-            </w:r>
-          </w:p>
-        </w:tc>
-      </w:tr>
-      <w:tr>
-        <w:tc>
-          <w:tcPr>
-            <w:tcW w:type="dxa" w:w="4702"/>
-            <w:vAlign w:val="center"/>
-          </w:tcPr>
-          <w:p>
-            <w:pPr>
-              <w:spacing w:after="0"/>
-            </w:pPr>
-            <w:r/>
-            <w:r>
-              <w:rPr>
-                <w:b w:val="0"/>
-                <w:sz w:val="16"/>
-              </w:rPr>
-              <w:t>Riscos e gestão</w:t>
-            </w:r>
-          </w:p>
-        </w:tc>
-        <w:tc>
-          <w:tcPr>
-            <w:tcW w:type="dxa" w:w="4702"/>
-            <w:vAlign w:val="center"/>
-          </w:tcPr>
-          <w:p>
-            <w:pPr>
-              <w:spacing w:after="0"/>
-            </w:pPr>
-            <w:r/>
-            <w:r>
-              <w:rPr>
-                <w:b w:val="0"/>
-                <w:sz w:val="16"/>
-              </w:rPr>
-              <w:t>Atendido</w:t>
-            </w:r>
-          </w:p>
-        </w:tc>
-      </w:tr>
-    </w:tbl>
-    <w:p>
-      <w:pPr>
-        <w:pStyle w:val="Heading1"/>
-      </w:pPr>
-      <w:r>
-        <w:t>5. CRITÉRIOS ADICIONAIS</w:t>
-      </w:r>
-    </w:p>
-    <w:tbl>
-      <w:tblPr>
-        <w:tblStyle w:val="TableGrid"/>
-        <w:tblW w:type="auto" w:w="0"/>
-        <w:jc w:val="center"/>
-        <w:tblLook w:firstColumn="1" w:firstRow="1" w:lastColumn="0" w:lastRow="0" w:noHBand="0" w:noVBand="1" w:val="04A0"/>
-      </w:tblPr>
-      <w:tblGrid>
-        <w:gridCol w:w="4702"/>
-        <w:gridCol w:w="4702"/>
-      </w:tblGrid>
-      <w:tr>
-        <w:tc>
-          <w:tcPr>
-            <w:tcW w:type="dxa" w:w="4702"/>
-            <w:vAlign w:val="center"/>
-            <w:shd w:fill="D9E8E8"/>
-          </w:tcPr>
-          <w:p>
-            <w:pPr>
-              <w:spacing w:after="0"/>
-            </w:pPr>
-            <w:r>
-              <w:rPr>
-                <w:b/>
-              </w:rPr>
-            </w:r>
-            <w:r>
-              <w:rPr>
-                <w:b/>
-                <w:sz w:val="16"/>
-              </w:rPr>
-              <w:t>Critério</w:t>
-            </w:r>
-          </w:p>
-        </w:tc>
-        <w:tc>
-          <w:tcPr>
-            <w:tcW w:type="dxa" w:w="4702"/>
-            <w:vAlign w:val="center"/>
-            <w:shd w:fill="D9E8E8"/>
-          </w:tcPr>
-          <w:p>
-            <w:pPr>
-              <w:spacing w:after="0"/>
-            </w:pPr>
-            <w:r>
-              <w:rPr>
-                <w:b/>
-              </w:rPr>
-            </w:r>
-            <w:r>
-              <w:rPr>
-                <w:b/>
-                <w:sz w:val="16"/>
-              </w:rPr>
-              <w:t>Status</w:t>
-            </w:r>
-          </w:p>
-        </w:tc>
-      </w:tr>
-      <w:tr>
-        <w:tc>
-          <w:tcPr>
-            <w:tcW w:type="dxa" w:w="4702"/>
-            <w:vAlign w:val="center"/>
-          </w:tcPr>
-          <w:p>
-            <w:pPr>
-              <w:spacing w:after="0"/>
-            </w:pPr>
-            <w:r/>
-            <w:r>
-              <w:rPr>
-                <w:b w:val="0"/>
-                <w:sz w:val="16"/>
-              </w:rPr>
-              <w:t>NBR 10520 e NBR 6023</w:t>
-            </w:r>
-          </w:p>
-        </w:tc>
-        <w:tc>
-          <w:tcPr>
-            <w:tcW w:type="dxa" w:w="4702"/>
-            <w:vAlign w:val="center"/>
-          </w:tcPr>
-          <w:p>
-            <w:r>
-              <w:rPr>
-                <w:rFonts w:ascii="Arial" w:hAnsi="Arial"/>
-                <w:sz w:val="18"/>
-              </w:rPr>
-              <w:t>NBR 10520:2023 e NBR 6023:2025 aplicadas; citações autor-data revisadas.</w:t>
-            </w:r>
-          </w:p>
-        </w:tc>
-      </w:tr>
-      <w:tr>
-        <w:tc>
-          <w:tcPr>
-            <w:tcW w:type="dxa" w:w="4702"/>
-            <w:vAlign w:val="center"/>
-          </w:tcPr>
-          <w:p>
-            <w:pPr>
-              <w:spacing w:after="0"/>
-            </w:pPr>
-            <w:r/>
-            <w:r>
-              <w:rPr>
-                <w:b w:val="0"/>
-                <w:sz w:val="16"/>
-              </w:rPr>
-              <w:t>Problema, justificativa, objetivos</w:t>
-            </w:r>
-          </w:p>
-        </w:tc>
-        <w:tc>
-          <w:tcPr>
-            <w:tcW w:type="dxa" w:w="4702"/>
-            <w:vAlign w:val="center"/>
-          </w:tcPr>
-          <w:p>
-            <w:pPr>
-              <w:spacing w:after="0"/>
-            </w:pPr>
-            <w:r/>
-            <w:r>
-              <w:rPr>
-                <w:b w:val="0"/>
-                <w:sz w:val="16"/>
-              </w:rPr>
-              <w:t>Atendido no plano e artigo.</w:t>
-            </w:r>
-          </w:p>
-        </w:tc>
-      </w:tr>
-      <w:tr>
-        <w:tc>
-          <w:tcPr>
-            <w:tcW w:type="dxa" w:w="4702"/>
-            <w:vAlign w:val="center"/>
-          </w:tcPr>
-          <w:p>
-            <w:pPr>
-              <w:spacing w:after="0"/>
-            </w:pPr>
-            <w:r/>
-            <w:r>
-              <w:rPr>
-                <w:b w:val="0"/>
-                <w:sz w:val="16"/>
-              </w:rPr>
-              <w:t>Metodologia</w:t>
-            </w:r>
-          </w:p>
-        </w:tc>
-        <w:tc>
-          <w:tcPr>
-            <w:tcW w:type="dxa" w:w="4702"/>
-            <w:vAlign w:val="center"/>
-          </w:tcPr>
-          <w:p>
-            <w:pPr>
-              <w:spacing w:after="0"/>
-            </w:pPr>
-            <w:r/>
-            <w:r>
-              <w:rPr>
-                <w:b w:val="0"/>
-                <w:sz w:val="16"/>
-              </w:rPr>
-              <w:t>Atendida.</w:t>
-            </w:r>
-          </w:p>
-        </w:tc>
-      </w:tr>
-      <w:tr>
-        <w:tc>
-          <w:tcPr>
-            <w:tcW w:type="dxa" w:w="4702"/>
-            <w:vAlign w:val="center"/>
-          </w:tcPr>
-          <w:p>
-            <w:pPr>
-              <w:spacing w:after="0"/>
-            </w:pPr>
-            <w:r/>
-            <w:r>
-              <w:rPr>
-                <w:b w:val="0"/>
-                <w:sz w:val="16"/>
-              </w:rPr>
-              <w:t>RF/RNF</w:t>
-            </w:r>
-          </w:p>
-        </w:tc>
-        <w:tc>
-          <w:tcPr>
-            <w:tcW w:type="dxa" w:w="4702"/>
-            <w:vAlign w:val="center"/>
-          </w:tcPr>
-          <w:p>
-            <w:pPr>
-              <w:spacing w:after="0"/>
-            </w:pPr>
-            <w:r/>
-            <w:r>
-              <w:rPr>
-                <w:b w:val="0"/>
-                <w:sz w:val="16"/>
-              </w:rPr>
-              <w:t>15 RF e 15 RNF.</w:t>
-            </w:r>
-          </w:p>
-        </w:tc>
-      </w:tr>
-      <w:tr>
-        <w:tc>
-          <w:tcPr>
-            <w:tcW w:type="dxa" w:w="4702"/>
-            <w:vAlign w:val="center"/>
-          </w:tcPr>
-          <w:p>
-            <w:pPr>
-              <w:spacing w:after="0"/>
-            </w:pPr>
-            <w:r/>
-            <w:r>
-              <w:rPr>
-                <w:b w:val="0"/>
-                <w:sz w:val="16"/>
-              </w:rPr>
-              <w:t>Casos de uso</w:t>
-            </w:r>
-          </w:p>
-        </w:tc>
-        <w:tc>
-          <w:tcPr>
-            <w:tcW w:type="dxa" w:w="4702"/>
-            <w:vAlign w:val="center"/>
-          </w:tcPr>
-          <w:p>
-            <w:pPr>
-              <w:spacing w:after="0"/>
-            </w:pPr>
-            <w:r/>
-            <w:r>
-              <w:rPr>
-                <w:b w:val="0"/>
-                <w:sz w:val="16"/>
-              </w:rPr>
-              <w:t>Diagrama e tabela.</w:t>
-            </w:r>
-          </w:p>
-        </w:tc>
-      </w:tr>
-      <w:tr>
-        <w:tc>
-          <w:tcPr>
-            <w:tcW w:type="dxa" w:w="4702"/>
-            <w:vAlign w:val="center"/>
-          </w:tcPr>
-          <w:p>
-            <w:pPr>
-              <w:spacing w:after="0"/>
-            </w:pPr>
-            <w:r/>
-            <w:r>
-              <w:rPr>
-                <w:b w:val="0"/>
-                <w:sz w:val="16"/>
-              </w:rPr>
-              <w:t>Classes</w:t>
-            </w:r>
-          </w:p>
-        </w:tc>
-        <w:tc>
-          <w:tcPr>
-            <w:tcW w:type="dxa" w:w="4702"/>
-            <w:vAlign w:val="center"/>
-          </w:tcPr>
-          <w:p>
-            <w:pPr>
-              <w:spacing w:after="0"/>
-            </w:pPr>
-            <w:r/>
-            <w:r>
-              <w:rPr>
-                <w:b w:val="0"/>
-                <w:sz w:val="16"/>
-              </w:rPr>
-              <w:t>Diagrama conceitual.</w:t>
-            </w:r>
-          </w:p>
-        </w:tc>
-      </w:tr>
-      <w:tr>
-        <w:tc>
-          <w:tcPr>
-            <w:tcW w:type="dxa" w:w="4702"/>
-            <w:vAlign w:val="center"/>
-          </w:tcPr>
-          <w:p>
-            <w:pPr>
-              <w:spacing w:after="0"/>
-            </w:pPr>
-            <w:r/>
-            <w:r>
-              <w:rPr>
-                <w:b w:val="0"/>
-                <w:sz w:val="16"/>
-              </w:rPr>
-              <w:t>Modelo relacional</w:t>
-            </w:r>
-          </w:p>
-        </w:tc>
-        <w:tc>
-          <w:tcPr>
-            <w:tcW w:type="dxa" w:w="4702"/>
-            <w:vAlign w:val="center"/>
-          </w:tcPr>
-          <w:p>
-            <w:pPr>
-              <w:spacing w:after="0"/>
-            </w:pPr>
-            <w:r/>
-            <w:r>
-              <w:rPr>
-                <w:b w:val="0"/>
-                <w:sz w:val="16"/>
-              </w:rPr>
-              <w:t>DER proposto.</w:t>
-            </w:r>
-          </w:p>
-        </w:tc>
-      </w:tr>
-      <w:tr>
-        <w:tc>
-          <w:tcPr>
-            <w:tcW w:type="dxa" w:w="4702"/>
-            <w:vAlign w:val="center"/>
-          </w:tcPr>
-          <w:p>
-            <w:pPr>
-              <w:spacing w:after="0"/>
-            </w:pPr>
-            <w:r/>
-            <w:r>
-              <w:rPr>
-                <w:b w:val="0"/>
-                <w:sz w:val="16"/>
-              </w:rPr>
-              <w:t>MVP completo para apresentação</w:t>
-            </w:r>
-          </w:p>
-        </w:tc>
-        <w:tc>
-          <w:tcPr>
-            <w:tcW w:type="dxa" w:w="4702"/>
-            <w:vAlign w:val="center"/>
-          </w:tcPr>
-          <w:p>
-            <w:pPr>
-              <w:spacing w:after="0"/>
-            </w:pPr>
-            <w:r/>
-            <w:r>
-              <w:rPr>
-                <w:b w:val="0"/>
-                <w:sz w:val="16"/>
-              </w:rPr>
-              <w:t>Site web funcional e empacotado.</w:t>
-            </w:r>
-          </w:p>
-        </w:tc>
-      </w:tr>
-    </w:tbl>
-    <w:p>
-      <w:pPr>
-        <w:pStyle w:val="Heading1"/>
-      </w:pPr>
-      <w:r>
-        <w:t>6. RECOMENDAÇÕES</w:t>
+        <w:t>REFERÊNCIAS</w:t>
       </w:r>
     </w:p>
     <w:p>
-      <w:pPr>
-        <w:jc w:val="both"/>
-      </w:pPr>
       <w:r>
-        <w:t>Para implantação real, recomenda-se homologação institucional, revisão jurídica, termo de ciência, avaliação de impacto de dados quando aplicável, substituição do JSON por banco relacional, HTTPS obrigatório, monitoramento, backup e teste de segurança. Para apresentação acadêmica, executar o MVP antes da banca e demonstrar os fluxos com os perfis de demonstração.</w:t>
+        <w:t>OBJECT MANAGEMENT GROUP. Unified Modeling Language (UML), Version 2.5.1.</w:t>
+      </w:r>
+    </w:p>
+    <w:p>
+      <w:r>
+        <w:t>OWASP FOUNDATION. Application Security Verification Standard (ASVS) 5.0.0.</w:t>
+      </w:r>
+    </w:p>
+    <w:p>
+      <w:r>
+        <w:t>WORLD WIDE WEB CONSORTIUM. Web Content Accessibility Guidelines (WCAG) 2.2.</w:t>
+      </w:r>
+    </w:p>
+    <w:p>
+      <w:r>
+        <w:t>BRASIL. Lei nº 13.709/2018 — Lei Geral de Proteção de Dados Pessoais.</w:t>
       </w:r>
     </w:p>
     <w:sectPr>
-      <w:headerReference w:type="default" r:id="rId9"/>
-      <w:footerReference w:type="default" r:id="rId10"/>
       <w:pgSz w:w="12240" w:h="15840"/>
-      <w:pgMar w:top="1701" w:right="1134" w:bottom="1134" w:left="1701" w:header="709" w:footer="709" w:gutter="0"/>
+      <w:pgMar w:top="1701" w:right="1134" w:bottom="1134" w:left="1701" w:header="720" w:footer="720" w:gutter="0"/>
       <w:cols w:space="720"/>
       <w:docGrid w:linePitch="360"/>
     </w:sectPr>
   </w:body>
 </w:document>
-</file>
-
-<file path=word/footer1.xml><?xml version="1.0" encoding="utf-8"?>
-<w:ftr xmlns:m="http://schemas.openxmlformats.org/officeDocument/2006/math" xmlns:mc="http://schemas.openxmlformats.org/markup-compatibility/2006" xmlns:mo="http://schemas.microsoft.com/office/mac/office/2008/main" xmlns:mv="urn:schemas-microsoft-com:mac:vml" xmlns:o="urn:schemas-microsoft-com:office:office" xmlns:r="http://schemas.openxmlformats.org/officeDocument/2006/relationships" xmlns:v="urn:schemas-microsoft-com:vml" xmlns:w10="urn:schemas-microsoft-com:office:word" xmlns:w14="http://schemas.microsoft.com/office/word/2010/wordml" xmlns:w="http://schemas.openxmlformats.org/wordprocessingml/2006/main" xmlns:wne="http://schemas.microsoft.com/office/word/2006/wordml" xmlns:wp14="http://schemas.microsoft.com/office/word/2010/wordprocessingDrawing" xmlns:wp="http://schemas.openxmlformats.org/drawingml/2006/wordprocessingDrawing" xmlns:wpc="http://schemas.microsoft.com/office/word/2010/wordprocessingCanvas" xmlns:wpg="http://schemas.microsoft.com/office/word/2010/wordprocessingGroup" xmlns:wpi="http://schemas.microsoft.com/office/word/2010/wordprocessingInk" xmlns:wps="http://schemas.microsoft.com/office/word/2010/wordprocessingShape" mc:Ignorable="w14 wp14">
-  <w:p>
-    <w:pPr>
-      <w:pStyle w:val="Footer"/>
-      <w:jc w:val="center"/>
-    </w:pPr>
-    <w:r>
-      <w:rPr>
-        <w:sz w:val="18"/>
-      </w:rPr>
-      <w:t>Prof. Altemar Sales de Oliveira | Gerente: Richardson Conceição Ferreira | V1</w:t>
-    </w:r>
-  </w:p>
-</w:ftr>
-</file>
-
-<file path=word/header1.xml><?xml version="1.0" encoding="utf-8"?>
-<w:hdr xmlns:m="http://schemas.openxmlformats.org/officeDocument/2006/math" xmlns:mc="http://schemas.openxmlformats.org/markup-compatibility/2006" xmlns:mo="http://schemas.microsoft.com/office/mac/office/2008/main" xmlns:mv="urn:schemas-microsoft-com:mac:vml" xmlns:o="urn:schemas-microsoft-com:office:office" xmlns:r="http://schemas.openxmlformats.org/officeDocument/2006/relationships" xmlns:v="urn:schemas-microsoft-com:vml" xmlns:w10="urn:schemas-microsoft-com:office:word" xmlns:w14="http://schemas.microsoft.com/office/word/2010/wordml" xmlns:w="http://schemas.openxmlformats.org/wordprocessingml/2006/main" xmlns:wne="http://schemas.microsoft.com/office/word/2006/wordml" xmlns:wp14="http://schemas.microsoft.com/office/word/2010/wordprocessingDrawing" xmlns:wp="http://schemas.openxmlformats.org/drawingml/2006/wordprocessingDrawing" xmlns:wpc="http://schemas.microsoft.com/office/word/2010/wordprocessingCanvas" xmlns:wpg="http://schemas.microsoft.com/office/word/2010/wordprocessingGroup" xmlns:wpi="http://schemas.microsoft.com/office/word/2010/wordprocessingInk" xmlns:wps="http://schemas.microsoft.com/office/word/2010/wordprocessingShape" mc:Ignorable="w14 wp14">
-  <w:p>
-    <w:pPr>
-      <w:pStyle w:val="Header"/>
-      <w:jc w:val="center"/>
-    </w:pPr>
-    <w:r>
-      <w:rPr>
-        <w:sz w:val="18"/>
-      </w:rPr>
-      <w:t>Safe Student - Práticas Extensionistas Integradoras VI</w:t>
-    </w:r>
-  </w:p>
-</w:hdr>
 </file>
 
 <file path=word/numbering.xml><?xml version="1.0" encoding="utf-8"?>
@@ -2067,11 +1787,8 @@
     <w:name w:val="Normal"/>
     <w:qFormat/>
     <w:rsid w:val="00FC693F"/>
-    <w:pPr>
-      <w:spacing w:line="360" w:lineRule="auto" w:after="120"/>
-    </w:pPr>
     <w:rPr>
-      <w:rFonts w:ascii="Times New Roman" w:hAnsi="Times New Roman" w:eastAsia="Times New Roman"/>
+      <w:rFonts w:ascii="Times New Roman" w:hAnsi="Times New Roman"/>
       <w:sz w:val="24"/>
     </w:rPr>
   </w:style>
@@ -2134,11 +1851,11 @@
       <w:outlineLvl w:val="0"/>
     </w:pPr>
     <w:rPr>
-      <w:rFonts w:asciiTheme="majorHAnsi" w:eastAsiaTheme="majorEastAsia" w:hAnsiTheme="majorHAnsi" w:cstheme="majorBidi" w:ascii="Times New Roman" w:hAnsi="Times New Roman" w:eastAsia="Times New Roman"/>
+      <w:rFonts w:asciiTheme="majorHAnsi" w:eastAsiaTheme="majorEastAsia" w:hAnsiTheme="majorHAnsi" w:cstheme="majorBidi" w:ascii="Times New Roman" w:hAnsi="Times New Roman"/>
       <w:b/>
       <w:bCs/>
-      <w:color w:val="1F4E79"/>
-      <w:sz w:val="32"/>
+      <w:color w:val="365F91" w:themeColor="accent1" w:themeShade="BF"/>
+      <w:sz w:val="28"/>
       <w:szCs w:val="28"/>
     </w:rPr>
   </w:style>
@@ -2158,11 +1875,11 @@
       <w:outlineLvl w:val="1"/>
     </w:pPr>
     <w:rPr>
-      <w:rFonts w:asciiTheme="majorHAnsi" w:eastAsiaTheme="majorEastAsia" w:hAnsiTheme="majorHAnsi" w:cstheme="majorBidi" w:ascii="Times New Roman" w:hAnsi="Times New Roman" w:eastAsia="Times New Roman"/>
+      <w:rFonts w:asciiTheme="majorHAnsi" w:eastAsiaTheme="majorEastAsia" w:hAnsiTheme="majorHAnsi" w:cstheme="majorBidi" w:ascii="Times New Roman" w:hAnsi="Times New Roman"/>
       <w:b/>
       <w:bCs/>
-      <w:color w:val="1F4E79"/>
-      <w:sz w:val="28"/>
+      <w:color w:val="4F81BD" w:themeColor="accent1"/>
+      <w:sz w:val="24"/>
       <w:szCs w:val="26"/>
     </w:rPr>
   </w:style>
@@ -2182,11 +1899,10 @@
       <w:outlineLvl w:val="2"/>
     </w:pPr>
     <w:rPr>
-      <w:rFonts w:asciiTheme="majorHAnsi" w:eastAsiaTheme="majorEastAsia" w:hAnsiTheme="majorHAnsi" w:cstheme="majorBidi" w:ascii="Times New Roman" w:hAnsi="Times New Roman" w:eastAsia="Times New Roman"/>
+      <w:rFonts w:asciiTheme="majorHAnsi" w:eastAsiaTheme="majorEastAsia" w:hAnsiTheme="majorHAnsi" w:cstheme="majorBidi"/>
       <w:b/>
       <w:bCs/>
-      <w:color w:val="1F4E79"/>
-      <w:sz w:val="24"/>
+      <w:color w:val="4F81BD" w:themeColor="accent1"/>
     </w:rPr>
   </w:style>
   <w:style w:type="paragraph" w:styleId="Heading4">
